--- a/word_reports/LP_0069_위치_291_Barbra Streisand & Kris K.docx
+++ b/word_reports/LP_0069_위치_291_Barbra Streisand & Kris K.docx
@@ -4,7 +4,7 @@
   <w:body>
     <w:p>
       <w:pPr>
-        <w:spacing w:after="280"/>
+        <w:spacing w:after="80"/>
       </w:pPr>
       <w:r>
         <w:rPr w:rFonts="맑은 고딕">
@@ -13,94 +13,47 @@
           <w:color w:val="1E3A8A"/>
           <w:sz w:val="30"/>
         </w:rPr>
-        <w:t>[291] Barbra Streisand &amp; Kris Kri. - A Star Is Born</w:t>
+        <w:t>Barbra Streisand &amp; Kris Kri. (바브라 스트라이샌드 &amp; 크리스 크리.) - A Star Is Born</w:t>
       </w:r>
     </w:p>
     <w:p>
       <w:pPr>
-        <w:spacing w:after="320"/>
+        <w:spacing w:after="240"/>
       </w:pPr>
       <w:r>
         <w:rPr w:rFonts="맑은 고딕">
           <w:rFonts w:ascii="맑은 고딕" w:hAnsi="맑은 고딕" w:eastAsia="맑은 고딕"/>
           <w:b/>
-          <w:sz w:val="20"/>
+          <w:color w:val="4B5563"/>
+          <w:sz w:val="22"/>
         </w:rPr>
-        <w:t>■ 위치 : 291</w:t>
-        <w:br/>
-      </w:r>
-      <w:r>
-        <w:rPr w:rFonts="맑은 고딕">
-          <w:rFonts w:ascii="맑은 고딕" w:hAnsi="맑은 고딕" w:eastAsia="맑은 고딕"/>
-          <w:b/>
-          <w:sz w:val="20"/>
-        </w:rPr>
-        <w:t>■ 아티스트 : Barbra Streisand &amp; Kris Kri.</w:t>
-        <w:br/>
-      </w:r>
-      <w:r>
-        <w:rPr w:rFonts="맑은 고딕">
-          <w:rFonts w:ascii="맑은 고딕" w:hAnsi="맑은 고딕" w:eastAsia="맑은 고딕"/>
-          <w:b/>
-          <w:sz w:val="20"/>
-        </w:rPr>
-        <w:t>■ 앨범명 : A Star Is Born</w:t>
-        <w:br/>
-      </w:r>
-      <w:r>
-        <w:rPr w:rFonts="맑은 고딕">
-          <w:rFonts w:ascii="맑은 고딕" w:hAnsi="맑은 고딕" w:eastAsia="맑은 고딕"/>
-          <w:b w:val="0"/>
-          <w:sz w:val="20"/>
-        </w:rPr>
-        <w:t>■ 음반 레이블 : ** Columbia Records</w:t>
-        <w:br/>
-      </w:r>
-      <w:r>
-        <w:rPr w:rFonts="맑은 고딕">
-          <w:rFonts w:ascii="맑은 고딕" w:hAnsi="맑은 고딕" w:eastAsia="맑은 고딕"/>
-          <w:b w:val="0"/>
-          <w:sz w:val="20"/>
-        </w:rPr>
-        <w:t>■ 발매년도 : ** 1976</w:t>
-        <w:br/>
-      </w:r>
-      <w:r>
-        <w:rPr w:rFonts="맑은 고딕">
-          <w:rFonts w:ascii="맑은 고딕" w:hAnsi="맑은 고딕" w:eastAsia="맑은 고딕"/>
-          <w:b w:val="0"/>
-          <w:sz w:val="20"/>
-        </w:rPr>
-        <w:t>■ 장르 : ** 팝, 소프트 록, 컨트리 록, 영화 음악 (Pop, Soft Rock, Country Rock, Soundtrack)</w:t>
-        <w:br/>
-      </w:r>
-      <w:r>
-        <w:rPr w:rFonts="맑은 고딕">
-          <w:rFonts w:ascii="맑은 고딕" w:hAnsi="맑은 고딕" w:eastAsia="맑은 고딕"/>
-          <w:b w:val="0"/>
-          <w:sz w:val="20"/>
-        </w:rPr>
-        <w:t>■ 주요 수록곡 : **</w:t>
-        <w:br/>
+        <w:t>위치 :  291</w:t>
       </w:r>
     </w:p>
     <w:p>
       <w:pPr>
-        <w:spacing w:after="160"/>
+        <w:spacing w:line="324" w:lineRule="auto" w:before="80" w:after="160"/>
       </w:pPr>
       <w:r>
         <w:rPr w:rFonts="맑은 고딕">
           <w:rFonts w:ascii="맑은 고딕" w:hAnsi="맑은 고딕" w:eastAsia="맑은 고딕"/>
           <w:b/>
           <w:color w:val="1F2937"/>
-          <w:sz w:val="24"/>
+          <w:sz w:val="22"/>
         </w:rPr>
-        <w:t>■ 음반 해설 및 감상 가이드</w:t>
+        <w:t xml:space="preserve">[음반 소개] </w:t>
+      </w:r>
+      <w:r>
+        <w:rPr w:rFonts="맑은 고딕">
+          <w:rFonts w:ascii="맑은 고딕" w:hAnsi="맑은 고딕" w:eastAsia="맑은 고딕"/>
+          <w:b w:val="0"/>
+          <w:sz w:val="21"/>
+        </w:rPr>
       </w:r>
     </w:p>
     <w:p>
       <w:pPr>
-        <w:spacing w:line="312" w:lineRule="auto" w:after="120"/>
+        <w:spacing w:line="324" w:lineRule="auto" w:after="120"/>
       </w:pPr>
       <w:r>
         <w:rPr w:rFonts="맑은 고딕">
@@ -108,64 +61,608 @@
           <w:b w:val="0"/>
           <w:sz w:val="21"/>
         </w:rPr>
-        <w:t>**</w:t>
+        <w:t>은막 위에서 타오른 두 예술가의 뜨거운 호흡과 비극적 사랑의 서사를 찬란한 선율로 각인한 1976년 영화 《스타 탄생(A Star Is Born)》의 오리지널 사운드트랙입니다. 당대 최고의 디바 바브라 스트라이샌드의 맑고도 웅장한 가창력과 아웃로 컨트리의 음유시인 크리스 크리스토퍼슨의 거칠고 진솔한 보이스가 만나, 서로 다른 결의 음악적 질감이 빚어내는 궁극의 로맨티시즘을 완성해 냈습니다. 시대를 초월하여 사랑받는 불멸의 테마곡 'Evergreen'을 필두로, 록과 팝, 소울풀한 발라드가 유기적으로 엮여 한 편의 거대한 감정의 드라마를 펼쳐 보입니다. 1970년대 아메리칸 팝 사운드의 정점이자, 사랑의 환희와 상실의 아픔을 아날로그의 따스한 품으로 안아주는 음악사적 보석과도 같은 명반입니다.</w:t>
       </w:r>
     </w:p>
     <w:p>
       <w:pPr>
-        <w:spacing w:line="312" w:lineRule="auto" w:after="120"/>
+        <w:spacing w:line="324" w:lineRule="auto" w:before="200" w:after="80"/>
       </w:pPr>
+      <w:r>
+        <w:rPr w:rFonts="맑은 고딕">
+          <w:rFonts w:ascii="맑은 고딕" w:hAnsi="맑은 고딕" w:eastAsia="맑은 고딕"/>
+          <w:b/>
+          <w:color w:val="1E3A8A"/>
+          <w:sz w:val="24"/>
+        </w:rPr>
+        <w:t>1. 음반 데이터</w:t>
+      </w:r>
+    </w:p>
+    <w:p>
+      <w:pPr>
+        <w:spacing w:line="324" w:lineRule="auto" w:after="80"/>
+      </w:pPr>
+      <w:r>
+        <w:rPr w:rFonts="맑은 고딕">
+          <w:rFonts w:ascii="맑은 고딕" w:hAnsi="맑은 고딕" w:eastAsia="맑은 고딕"/>
+          <w:b w:val="0"/>
+          <w:color w:val="6B7280"/>
+          <w:sz w:val="21"/>
+        </w:rPr>
+        <w:t xml:space="preserve">· </w:t>
+      </w:r>
+      <w:r>
+        <w:rPr w:rFonts="맑은 고딕">
+          <w:rFonts w:ascii="맑은 고딕" w:hAnsi="맑은 고딕" w:eastAsia="맑은 고딕"/>
+          <w:b/>
+          <w:color w:val="1F2937"/>
+          <w:sz w:val="21"/>
+        </w:rPr>
+        <w:t xml:space="preserve">앨범명: </w:t>
+      </w:r>
       <w:r>
         <w:rPr w:rFonts="맑은 고딕">
           <w:rFonts w:ascii="맑은 고딕" w:hAnsi="맑은 고딕" w:eastAsia="맑은 고딕"/>
           <w:b w:val="0"/>
           <w:sz w:val="21"/>
         </w:rPr>
-        <w:t>1976년 개봉하여 세계적인 대성공을 거둔 동명의 영화 사운드트랙인 이 음반은, 당대 최고의 보컬리스트 바브라 스트라이샌드(Barbra Streisand)와 독보적인 러스틱 싱어송라이터 크리스 크리스토퍼슨(Kris Kristofferson)의 운명적인 음악적 조화를 담아낸 명반입니다. 1930년대부터 이어져 온 클래식 서사를 1970년대 록/팝 문화의 정서로 재해석한 이 작품은 빌보드 앨범 차트 6주 연속 1위를 기록하고 전 세계적으로 수백만 장이 판매되며 영화 음악 역사에 거대한 족적을 남겼습니다.</w:t>
+        <w:t>A Star Is Born</w:t>
       </w:r>
     </w:p>
     <w:p>
       <w:pPr>
-        <w:spacing w:line="312" w:lineRule="auto" w:after="120"/>
+        <w:spacing w:line="324" w:lineRule="auto" w:after="80"/>
       </w:pPr>
+      <w:r>
+        <w:rPr w:rFonts="맑은 고딕">
+          <w:rFonts w:ascii="맑은 고딕" w:hAnsi="맑은 고딕" w:eastAsia="맑은 고딕"/>
+          <w:b w:val="0"/>
+          <w:color w:val="6B7280"/>
+          <w:sz w:val="21"/>
+        </w:rPr>
+        <w:t xml:space="preserve">· </w:t>
+      </w:r>
+      <w:r>
+        <w:rPr w:rFonts="맑은 고딕">
+          <w:rFonts w:ascii="맑은 고딕" w:hAnsi="맑은 고딕" w:eastAsia="맑은 고딕"/>
+          <w:b/>
+          <w:color w:val="1F2937"/>
+          <w:sz w:val="21"/>
+        </w:rPr>
+        <w:t xml:space="preserve">아티스트: </w:t>
+      </w:r>
       <w:r>
         <w:rPr w:rFonts="맑은 고딕">
           <w:rFonts w:ascii="맑은 고딕" w:hAnsi="맑은 고딕" w:eastAsia="맑은 고딕"/>
           <w:b w:val="0"/>
           <w:sz w:val="21"/>
         </w:rPr>
-        <w:t>본 음반의 가장 큰 음악적 매력은 두 주연 배우의 완전히 대비되는 보컬 스타일이 자아내는 압도적인 시너지에 있습니다. 스트라이샌드의 완벽한 음정과 폭발적인 가창력, 세련된 절제미는 팝과 오케스트라 영역을 정교하게 넘나들며, 크리스토퍼슨의 거칠고 묵직한 컨트리 록 보이스는 극 중 쇠락해 가는 록스타의 고독과 방황을 진솔하게 전달합니다. 섬세한 스트링 편곡과 라이브 감각이 살아있는 록 사운드의 교차는 앨범 전체에 팽팽한 긴장감과 깊은 감정적 여운을 부여합니다.</w:t>
+        <w:t>Barbra Streisand &amp; Kris Kri. (바브라 스트라이샌드 &amp; 크리스 크리.)</w:t>
       </w:r>
     </w:p>
     <w:p>
       <w:pPr>
-        <w:spacing w:line="312" w:lineRule="auto" w:after="120"/>
+        <w:spacing w:line="324" w:lineRule="auto" w:after="80"/>
       </w:pPr>
+      <w:r>
+        <w:rPr w:rFonts="맑은 고딕">
+          <w:rFonts w:ascii="맑은 고딕" w:hAnsi="맑은 고딕" w:eastAsia="맑은 고딕"/>
+          <w:b w:val="0"/>
+          <w:color w:val="6B7280"/>
+          <w:sz w:val="21"/>
+        </w:rPr>
+        <w:t xml:space="preserve">· </w:t>
+      </w:r>
+      <w:r>
+        <w:rPr w:rFonts="맑은 고딕">
+          <w:rFonts w:ascii="맑은 고딕" w:hAnsi="맑은 고딕" w:eastAsia="맑은 고딕"/>
+          <w:b/>
+          <w:color w:val="1F2937"/>
+          <w:sz w:val="21"/>
+        </w:rPr>
+        <w:t xml:space="preserve">발매 정보: </w:t>
+      </w:r>
       <w:r>
         <w:rPr w:rFonts="맑은 고딕">
           <w:rFonts w:ascii="맑은 고딕" w:hAnsi="맑은 고딕" w:eastAsia="맑은 고딕"/>
           <w:b w:val="0"/>
           <w:sz w:val="21"/>
         </w:rPr>
-        <w:t>작품의 백미는 단연 스트라이샌드가 직접 작곡하고 폴 윌리엄스가 작사한 시대를 초월한 명곡 ‘Evergreen (Love Theme from A Star Is Born)’입니다. 아카데미 주제가상과 그래미 어워드를 석권한 이 곡은 아날로그 LP의 따뜻한 질감을 통해 감상할 때 스트라이샌드의 섬세한 숨소리와 클래식 기타, 첼로 선율이 깊게 어우러져 극적인 감동을 선사합니다. 또한 앨범의 피날레를 장식하는 ‘Finale: With One More Look at You / Watch Closely Now’는 보컬의 폭발적인 에너지와 드라마틱한 서사의 완성을 보여주는 하이라이트 트랙입니다.</w:t>
+        <w:t>1976년 콜롬비아 레코드(Columbia Records)를 통해 발매된 동명 영화의 사운드트랙으로, 스튜디오 레코딩의 섬세함과 라이브 콘서트 씬의 현장감을 절묘하게 교차시켜 제작된 기념비적 음반입니다.</w:t>
       </w:r>
     </w:p>
     <w:p>
       <w:pPr>
-        <w:spacing w:line="312" w:lineRule="auto" w:after="120"/>
+        <w:spacing w:line="324" w:lineRule="auto" w:after="80"/>
       </w:pPr>
+      <w:r>
+        <w:rPr w:rFonts="맑은 고딕">
+          <w:rFonts w:ascii="맑은 고딕" w:hAnsi="맑은 고딕" w:eastAsia="맑은 고딕"/>
+          <w:b w:val="0"/>
+          <w:color w:val="6B7280"/>
+          <w:sz w:val="21"/>
+        </w:rPr>
+        <w:t xml:space="preserve">· </w:t>
+      </w:r>
+      <w:r>
+        <w:rPr w:rFonts="맑은 고딕">
+          <w:rFonts w:ascii="맑은 고딕" w:hAnsi="맑은 고딕" w:eastAsia="맑은 고딕"/>
+          <w:b/>
+          <w:color w:val="1F2937"/>
+          <w:sz w:val="21"/>
+        </w:rPr>
+        <w:t xml:space="preserve">LP 인기도(판매량): </w:t>
+      </w:r>
       <w:r>
         <w:rPr w:rFonts="맑은 고딕">
           <w:rFonts w:ascii="맑은 고딕" w:hAnsi="맑은 고딕" w:eastAsia="맑은 고딕"/>
           <w:b w:val="0"/>
           <w:sz w:val="21"/>
         </w:rPr>
-        <w:t>《A Star Is Born》 사운드트랙은 단순한 영화 배경 음악을 넘어 1970년대 아메리칸 팝-록의 유려한 정수를 집약한 예술적 결실입니다. 바이닐(LP) 레코드가 가진 풍부한 사운드 스펙트럼으로 감상할 때, 전설적인 두 아티스트가 나누는 사랑과 열정, 그리고 음악적 영혼의 번뜩임이 청자에게 더욱 선명하고 품격 있게 다가갈 것입니다.</w:t>
+        <w:t>발매 직후 미국 빌보드 200 앨범 차트에서 6주 연속 1위를 기록하였으며, 미국 내에서만 400만 장 이상의 판매고(4× Platinum)를 올리며 1970년대 후반을 대표하는 메가 히트 사운드트랙으로 역사에 남았습니다.</w:t>
+      </w:r>
+    </w:p>
+    <w:p>
+      <w:pPr>
+        <w:spacing w:line="324" w:lineRule="auto" w:after="80"/>
+      </w:pPr>
+      <w:r>
+        <w:rPr w:rFonts="맑은 고딕">
+          <w:rFonts w:ascii="맑은 고딕" w:hAnsi="맑은 고딕" w:eastAsia="맑은 고딕"/>
+          <w:b w:val="0"/>
+          <w:color w:val="6B7280"/>
+          <w:sz w:val="21"/>
+        </w:rPr>
+        <w:t xml:space="preserve">· </w:t>
+      </w:r>
+      <w:r>
+        <w:rPr w:rFonts="맑은 고딕">
+          <w:rFonts w:ascii="맑은 고딕" w:hAnsi="맑은 고딕" w:eastAsia="맑은 고딕"/>
+          <w:b/>
+          <w:color w:val="1F2937"/>
+          <w:sz w:val="21"/>
+        </w:rPr>
+        <w:t xml:space="preserve">각종 수상경력: </w:t>
+      </w:r>
+      <w:r>
+        <w:rPr w:rFonts="맑은 고딕">
+          <w:rFonts w:ascii="맑은 고딕" w:hAnsi="맑은 고딕" w:eastAsia="맑은 고딕"/>
+          <w:b w:val="0"/>
+          <w:sz w:val="21"/>
+        </w:rPr>
+        <w:t>바브라 스트라이샌드가 직접 작곡한 주제곡 'Evergreen'으로 제49회 아카데미 시상식 주제가상(Best Original Song)을 수상했으며, 제20회 그래미 어워드 '올해의 노래(Song of the Year)'와 '최우수 여성 팝 보컬' 부문을 동시에 석권하는 등 영화와 음악계 양편에서 최고 권위의 영예를 안았습니다.</w:t>
+      </w:r>
+    </w:p>
+    <w:p>
+      <w:pPr>
+        <w:spacing w:line="324" w:lineRule="auto" w:before="200" w:after="80"/>
+      </w:pPr>
+      <w:r>
+        <w:rPr w:rFonts="맑은 고딕">
+          <w:rFonts w:ascii="맑은 고딕" w:hAnsi="맑은 고딕" w:eastAsia="맑은 고딕"/>
+          <w:b/>
+          <w:color w:val="1E3A8A"/>
+          <w:sz w:val="24"/>
+        </w:rPr>
+        <w:t>2. 아티스트 정보</w:t>
+      </w:r>
+    </w:p>
+    <w:p>
+      <w:pPr>
+        <w:spacing w:line="324" w:lineRule="auto" w:after="80"/>
+      </w:pPr>
+      <w:r>
+        <w:rPr w:rFonts="맑은 고딕">
+          <w:rFonts w:ascii="맑은 고딕" w:hAnsi="맑은 고딕" w:eastAsia="맑은 고딕"/>
+          <w:b w:val="0"/>
+          <w:color w:val="6B7280"/>
+          <w:sz w:val="21"/>
+        </w:rPr>
+        <w:t xml:space="preserve">· </w:t>
+      </w:r>
+      <w:r>
+        <w:rPr w:rFonts="맑은 고딕">
+          <w:rFonts w:ascii="맑은 고딕" w:hAnsi="맑은 고딕" w:eastAsia="맑은 고딕"/>
+          <w:b/>
+          <w:color w:val="1F2937"/>
+          <w:sz w:val="21"/>
+        </w:rPr>
+        <w:t xml:space="preserve">국적: </w:t>
+      </w:r>
+      <w:r>
+        <w:rPr w:rFonts="맑은 고딕">
+          <w:rFonts w:ascii="맑은 고딕" w:hAnsi="맑은 고딕" w:eastAsia="맑은 고딕"/>
+          <w:b w:val="0"/>
+          <w:sz w:val="21"/>
+        </w:rPr>
+        <w:t>미국</w:t>
+      </w:r>
+    </w:p>
+    <w:p>
+      <w:pPr>
+        <w:spacing w:line="324" w:lineRule="auto" w:after="80"/>
+      </w:pPr>
+      <w:r>
+        <w:rPr w:rFonts="맑은 고딕">
+          <w:rFonts w:ascii="맑은 고딕" w:hAnsi="맑은 고딕" w:eastAsia="맑은 고딕"/>
+          <w:b w:val="0"/>
+          <w:color w:val="6B7280"/>
+          <w:sz w:val="21"/>
+        </w:rPr>
+        <w:t xml:space="preserve">· </w:t>
+      </w:r>
+      <w:r>
+        <w:rPr w:rFonts="맑은 고딕">
+          <w:rFonts w:ascii="맑은 고딕" w:hAnsi="맑은 고딕" w:eastAsia="맑은 고딕"/>
+          <w:b/>
+          <w:color w:val="1F2937"/>
+          <w:sz w:val="21"/>
+        </w:rPr>
+        <w:t xml:space="preserve">생몰년도: </w:t>
+      </w:r>
+      <w:r>
+        <w:rPr w:rFonts="맑은 고딕">
+          <w:rFonts w:ascii="맑은 고딕" w:hAnsi="맑은 고딕" w:eastAsia="맑은 고딕"/>
+          <w:b w:val="0"/>
+          <w:sz w:val="21"/>
+        </w:rPr>
+        <w:t>바브라 스트라이샌드(1942년 출생), 크리스 크리스토퍼슨(1936년 출생 ~ 2024년 작고)</w:t>
+      </w:r>
+    </w:p>
+    <w:p>
+      <w:pPr>
+        <w:spacing w:line="324" w:lineRule="auto" w:after="80"/>
+      </w:pPr>
+      <w:r>
+        <w:rPr w:rFonts="맑은 고딕">
+          <w:rFonts w:ascii="맑은 고딕" w:hAnsi="맑은 고딕" w:eastAsia="맑은 고딕"/>
+          <w:b w:val="0"/>
+          <w:color w:val="6B7280"/>
+          <w:sz w:val="21"/>
+        </w:rPr>
+        <w:t xml:space="preserve">· </w:t>
+      </w:r>
+      <w:r>
+        <w:rPr w:rFonts="맑은 고딕">
+          <w:rFonts w:ascii="맑은 고딕" w:hAnsi="맑은 고딕" w:eastAsia="맑은 고딕"/>
+          <w:b/>
+          <w:color w:val="1F2937"/>
+          <w:sz w:val="21"/>
+        </w:rPr>
+        <w:t xml:space="preserve">그룹 소속: </w:t>
+      </w:r>
+      <w:r>
+        <w:rPr w:rFonts="맑은 고딕">
+          <w:rFonts w:ascii="맑은 고딕" w:hAnsi="맑은 고딕" w:eastAsia="맑은 고딕"/>
+          <w:b w:val="0"/>
+          <w:sz w:val="21"/>
+        </w:rPr>
+        <w:t>듀엣 / 콜라보레이션 (프로젝트)</w:t>
+      </w:r>
+    </w:p>
+    <w:p>
+      <w:pPr>
+        <w:spacing w:line="324" w:lineRule="auto" w:after="80"/>
+      </w:pPr>
+      <w:r>
+        <w:rPr w:rFonts="맑은 고딕">
+          <w:rFonts w:ascii="맑은 고딕" w:hAnsi="맑은 고딕" w:eastAsia="맑은 고딕"/>
+          <w:b w:val="0"/>
+          <w:color w:val="6B7280"/>
+          <w:sz w:val="21"/>
+        </w:rPr>
+        <w:t xml:space="preserve">· </w:t>
+      </w:r>
+      <w:r>
+        <w:rPr w:rFonts="맑은 고딕">
+          <w:rFonts w:ascii="맑은 고딕" w:hAnsi="맑은 고딕" w:eastAsia="맑은 고딕"/>
+          <w:b/>
+          <w:color w:val="1F2937"/>
+          <w:sz w:val="21"/>
+        </w:rPr>
+        <w:t xml:space="preserve">아티스트 소개: </w:t>
+      </w:r>
+      <w:r>
+        <w:rPr w:rFonts="맑은 고딕">
+          <w:rFonts w:ascii="맑은 고딕" w:hAnsi="맑은 고딕" w:eastAsia="맑은 고딕"/>
+          <w:b w:val="0"/>
+          <w:sz w:val="21"/>
+        </w:rPr>
+        <w:t>바브라 스트라이샌드는 압도적인 가창력과 드라마틱한 곡 해석력으로 그래미, 오스카, 토니, 에미상을 석권한 대중문화계의 살아있는 전설입니다. 함께 호흡을 맞춘 크리스 크리스토퍼슨은 문학적인 가사와 특유의 허스키한 음색으로 컨트리 및 포크 음악의 새로운 지평을 열었던 천재적인 싱어송라이터입니다. 상반된 음악적 뿌리를 지닌 두 거장이 만나 탄생시킨 화음은 세련미와 야성미의 경이로운 균형을 보여주며 팝 역사에 지울 수 없는 발자국을 남겼습니다.</w:t>
+      </w:r>
+    </w:p>
+    <w:p>
+      <w:pPr>
+        <w:spacing w:line="324" w:lineRule="auto" w:before="200" w:after="80"/>
+      </w:pPr>
+      <w:r>
+        <w:rPr w:rFonts="맑은 고딕">
+          <w:rFonts w:ascii="맑은 고딕" w:hAnsi="맑은 고딕" w:eastAsia="맑은 고딕"/>
+          <w:b/>
+          <w:color w:val="1E3A8A"/>
+          <w:sz w:val="24"/>
+        </w:rPr>
+        <w:t>3. 음반 상세 분석</w:t>
+      </w:r>
+    </w:p>
+    <w:p>
+      <w:pPr>
+        <w:spacing w:line="324" w:lineRule="auto" w:after="80"/>
+      </w:pPr>
+      <w:r>
+        <w:rPr w:rFonts="맑은 고딕">
+          <w:rFonts w:ascii="맑은 고딕" w:hAnsi="맑은 고딕" w:eastAsia="맑은 고딕"/>
+          <w:b w:val="0"/>
+          <w:color w:val="6B7280"/>
+          <w:sz w:val="21"/>
+        </w:rPr>
+        <w:t xml:space="preserve">· </w:t>
+      </w:r>
+      <w:r>
+        <w:rPr w:rFonts="맑은 고딕">
+          <w:rFonts w:ascii="맑은 고딕" w:hAnsi="맑은 고딕" w:eastAsia="맑은 고딕"/>
+          <w:b/>
+          <w:color w:val="1F2937"/>
+          <w:sz w:val="21"/>
+        </w:rPr>
+        <w:t xml:space="preserve">역사적 위치: </w:t>
+      </w:r>
+      <w:r>
+        <w:rPr w:rFonts="맑은 고딕">
+          <w:rFonts w:ascii="맑은 고딕" w:hAnsi="맑은 고딕" w:eastAsia="맑은 고딕"/>
+          <w:b w:val="0"/>
+          <w:sz w:val="21"/>
+        </w:rPr>
+        <w:t>단순한 영화의 부속물을 넘어, 1970년대 중반 팝과 록 음악의 문법을 정교하게 결합해 독자적인 음악적 서사를 구축한 마스터피스입니다. 특히 여성 팝 아티스트가 사운드트랙의 메인 작곡가로서 주도권을 쥐고 대중성과 음악성을 동시에 획득하여 아카데미 주제가상을 거머쥔 선구적 사례로 기록됩니다.</w:t>
+      </w:r>
+    </w:p>
+    <w:p>
+      <w:pPr>
+        <w:spacing w:line="324" w:lineRule="auto" w:after="80"/>
+      </w:pPr>
+      <w:r>
+        <w:rPr w:rFonts="맑은 고딕">
+          <w:rFonts w:ascii="맑은 고딕" w:hAnsi="맑은 고딕" w:eastAsia="맑은 고딕"/>
+          <w:b w:val="0"/>
+          <w:color w:val="6B7280"/>
+          <w:sz w:val="21"/>
+        </w:rPr>
+        <w:t xml:space="preserve">· </w:t>
+      </w:r>
+      <w:r>
+        <w:rPr w:rFonts="맑은 고딕">
+          <w:rFonts w:ascii="맑은 고딕" w:hAnsi="맑은 고딕" w:eastAsia="맑은 고딕"/>
+          <w:b/>
+          <w:color w:val="1F2937"/>
+          <w:sz w:val="21"/>
+        </w:rPr>
+        <w:t xml:space="preserve">시대의 흔적(스토리텔링): </w:t>
+      </w:r>
+      <w:r>
+        <w:rPr w:rFonts="맑은 고딕">
+          <w:rFonts w:ascii="맑은 고딕" w:hAnsi="맑은 고딕" w:eastAsia="맑은 고딕"/>
+          <w:b w:val="0"/>
+          <w:sz w:val="21"/>
+        </w:rPr>
+        <w:t>방황하던 록스타의 퇴락과 새로운 별로 피어오르는 여인의 사랑은 1970년대 아메리칸 드림의 이면과 청춘들의 고독을 고스란히 투영하고 있습니다. 거친 일렉트릭 기타와 애수 어린 오케스트레이션이 공존하는 사운드는 베트남전 이후 상처 입은 대중의 영혼을 위로하던 당시의 서정적 공기를 생생하게 전달합니다.</w:t>
+      </w:r>
+    </w:p>
+    <w:p>
+      <w:pPr>
+        <w:spacing w:line="324" w:lineRule="auto" w:before="200" w:after="80"/>
+      </w:pPr>
+      <w:r>
+        <w:rPr w:rFonts="맑은 고딕">
+          <w:rFonts w:ascii="맑은 고딕" w:hAnsi="맑은 고딕" w:eastAsia="맑은 고딕"/>
+          <w:b/>
+          <w:color w:val="1E3A8A"/>
+          <w:sz w:val="24"/>
+        </w:rPr>
+        <w:t>4. 주요 수록곡 및 감상 제언</w:t>
+      </w:r>
+    </w:p>
+    <w:p>
+      <w:pPr>
+        <w:spacing w:line="324" w:lineRule="auto" w:after="80"/>
+      </w:pPr>
+      <w:r>
+        <w:rPr w:rFonts="맑은 고딕">
+          <w:rFonts w:ascii="맑은 고딕" w:hAnsi="맑은 고딕" w:eastAsia="맑은 고딕"/>
+          <w:b w:val="0"/>
+          <w:color w:val="6B7280"/>
+          <w:sz w:val="21"/>
+        </w:rPr>
+        <w:t xml:space="preserve">· </w:t>
+      </w:r>
+      <w:r>
+        <w:rPr w:rFonts="맑은 고딕">
+          <w:rFonts w:ascii="맑은 고딕" w:hAnsi="맑은 고딕" w:eastAsia="맑은 고딕"/>
+          <w:b/>
+          <w:color w:val="1F2937"/>
+          <w:sz w:val="21"/>
+        </w:rPr>
+        <w:t xml:space="preserve">주요 수록곡 특징: </w:t>
+      </w:r>
+      <w:r>
+        <w:rPr w:rFonts="맑은 고딕">
+          <w:rFonts w:ascii="맑은 고딕" w:hAnsi="맑은 고딕" w:eastAsia="맑은 고딕"/>
+          <w:b w:val="0"/>
+          <w:sz w:val="21"/>
+        </w:rPr>
+      </w:r>
+    </w:p>
+    <w:p>
+      <w:pPr>
+        <w:spacing w:line="324" w:lineRule="auto" w:after="80"/>
+      </w:pPr>
+      <w:r>
+        <w:rPr w:rFonts="맑은 고딕">
+          <w:rFonts w:ascii="맑은 고딕" w:hAnsi="맑은 고딕" w:eastAsia="맑은 고딕"/>
+          <w:b w:val="0"/>
+          <w:color w:val="6B7280"/>
+          <w:sz w:val="21"/>
+        </w:rPr>
+        <w:t xml:space="preserve">· </w:t>
+      </w:r>
+      <w:r>
+        <w:rPr w:rFonts="맑은 고딕">
+          <w:rFonts w:ascii="맑은 고딕" w:hAnsi="맑은 고딕" w:eastAsia="맑은 고딕"/>
+          <w:b/>
+          <w:color w:val="1F2937"/>
+          <w:sz w:val="21"/>
+        </w:rPr>
+        <w:t xml:space="preserve">'Evergreen (Love Theme from A Star Is Born)': </w:t>
+      </w:r>
+      <w:r>
+        <w:rPr w:rFonts="맑은 고딕">
+          <w:rFonts w:ascii="맑은 고딕" w:hAnsi="맑은 고딕" w:eastAsia="맑은 고딕"/>
+          <w:b w:val="0"/>
+          <w:sz w:val="21"/>
+        </w:rPr>
+        <w:t>영원불멸의 사랑을 유려한 멜로디와 서정적인 피아노, 스트라이샌드의 티 없이 맑고 풍부한 성량으로 노래한 팝 발라드의 정전입니다.</w:t>
+      </w:r>
+    </w:p>
+    <w:p>
+      <w:pPr>
+        <w:spacing w:line="324" w:lineRule="auto" w:after="80"/>
+      </w:pPr>
+      <w:r>
+        <w:rPr w:rFonts="맑은 고딕">
+          <w:rFonts w:ascii="맑은 고딕" w:hAnsi="맑은 고딕" w:eastAsia="맑은 고딕"/>
+          <w:b w:val="0"/>
+          <w:color w:val="6B7280"/>
+          <w:sz w:val="21"/>
+        </w:rPr>
+        <w:t xml:space="preserve">· </w:t>
+      </w:r>
+      <w:r>
+        <w:rPr w:rFonts="맑은 고딕">
+          <w:rFonts w:ascii="맑은 고딕" w:hAnsi="맑은 고딕" w:eastAsia="맑은 고딕"/>
+          <w:b/>
+          <w:color w:val="1F2937"/>
+          <w:sz w:val="21"/>
+        </w:rPr>
+        <w:t xml:space="preserve">'Watch Closely Now': </w:t>
+      </w:r>
+      <w:r>
+        <w:rPr w:rFonts="맑은 고딕">
+          <w:rFonts w:ascii="맑은 고딕" w:hAnsi="맑은 고딕" w:eastAsia="맑은 고딕"/>
+          <w:b w:val="0"/>
+          <w:sz w:val="21"/>
+        </w:rPr>
+        <w:t>크리스 크리스토퍼슨의 거칠고 투박한 록 스피릿이 작렬하는 곡으로, 무대 위 록스타의 뜨거운 열정과 위태로운 내면을 날것 그대로 담아냈습니다.</w:t>
+      </w:r>
+    </w:p>
+    <w:p>
+      <w:pPr>
+        <w:spacing w:line="324" w:lineRule="auto" w:after="80"/>
+      </w:pPr>
+      <w:r>
+        <w:rPr w:rFonts="맑은 고딕">
+          <w:rFonts w:ascii="맑은 고딕" w:hAnsi="맑은 고딕" w:eastAsia="맑은 고딕"/>
+          <w:b w:val="0"/>
+          <w:color w:val="6B7280"/>
+          <w:sz w:val="21"/>
+        </w:rPr>
+        <w:t xml:space="preserve">· </w:t>
+      </w:r>
+      <w:r>
+        <w:rPr w:rFonts="맑은 고딕">
+          <w:rFonts w:ascii="맑은 고딕" w:hAnsi="맑은 고딕" w:eastAsia="맑은 고딕"/>
+          <w:b/>
+          <w:color w:val="1F2937"/>
+          <w:sz w:val="21"/>
+        </w:rPr>
+        <w:t xml:space="preserve">'Lost Inside of You': </w:t>
+      </w:r>
+      <w:r>
+        <w:rPr w:rFonts="맑은 고딕">
+          <w:rFonts w:ascii="맑은 고딕" w:hAnsi="맑은 고딕" w:eastAsia="맑은 고딕"/>
+          <w:b w:val="0"/>
+          <w:sz w:val="21"/>
+        </w:rPr>
+        <w:t>두 연인의 애틋한 밀어를 읊조리듯 노래한 듀엣 곡으로, 서로 다른 음색이 부드럽게 얽혀 들어가며 짙은 여운을 남깁니다.</w:t>
+      </w:r>
+    </w:p>
+    <w:p>
+      <w:pPr>
+        <w:spacing w:line="324" w:lineRule="auto" w:after="80"/>
+      </w:pPr>
+      <w:r>
+        <w:rPr w:rFonts="맑은 고딕">
+          <w:rFonts w:ascii="맑은 고딕" w:hAnsi="맑은 고딕" w:eastAsia="맑은 고딕"/>
+          <w:b w:val="0"/>
+          <w:color w:val="6B7280"/>
+          <w:sz w:val="21"/>
+        </w:rPr>
+        <w:t xml:space="preserve">· </w:t>
+      </w:r>
+      <w:r>
+        <w:rPr w:rFonts="맑은 고딕">
+          <w:rFonts w:ascii="맑은 고딕" w:hAnsi="맑은 고딕" w:eastAsia="맑은 고딕"/>
+          <w:b/>
+          <w:color w:val="1F2937"/>
+          <w:sz w:val="21"/>
+        </w:rPr>
+        <w:t xml:space="preserve">빈티지 감상 제언: </w:t>
+      </w:r>
+      <w:r>
+        <w:rPr w:rFonts="맑은 고딕">
+          <w:rFonts w:ascii="맑은 고딕" w:hAnsi="맑은 고딕" w:eastAsia="맑은 고딕"/>
+          <w:b w:val="0"/>
+          <w:sz w:val="21"/>
+        </w:rPr>
+        <w:t>턴테이블의 바늘이 바이닐의 소리골을 지날 때 피어오르는 특유의 도톰한 중음역 질감과 현악 오케스트라의 온기 있는 잔향은 아날로그 환경에서 비로소 만개합니다. 진공관 앰프를 통해 전해지는 스트라이샌드의 숨소리와 크리스토퍼슨의 거친 숨결의 대비는 마치 눈앞에서 두 연인이 서로를 바라보며 노래하는 듯한 깊은 공간감을 선사합니다.</w:t>
+      </w:r>
+    </w:p>
+    <w:p>
+      <w:pPr>
+        <w:spacing w:line="324" w:lineRule="auto" w:after="80"/>
+      </w:pPr>
+      <w:r>
+        <w:rPr w:rFonts="맑은 고딕">
+          <w:rFonts w:ascii="맑은 고딕" w:hAnsi="맑은 고딕" w:eastAsia="맑은 고딕"/>
+          <w:b w:val="0"/>
+          <w:color w:val="6B7280"/>
+          <w:sz w:val="21"/>
+        </w:rPr>
+        <w:t xml:space="preserve">· </w:t>
+      </w:r>
+      <w:r>
+        <w:rPr w:rFonts="맑은 고딕">
+          <w:rFonts w:ascii="맑은 고딕" w:hAnsi="맑은 고딕" w:eastAsia="맑은 고딕"/>
+          <w:b/>
+          <w:color w:val="1F2937"/>
+          <w:sz w:val="21"/>
+        </w:rPr>
+        <w:t xml:space="preserve">소장 가치: </w:t>
+      </w:r>
+      <w:r>
+        <w:rPr w:rFonts="맑은 고딕">
+          <w:rFonts w:ascii="맑은 고딕" w:hAnsi="맑은 고딕" w:eastAsia="맑은 고딕"/>
+          <w:b w:val="0"/>
+          <w:sz w:val="21"/>
+        </w:rPr>
+        <w:t>70년대 아날로그 마스터링 기술의 정수와 영화적 감동이 고스란히 담긴 게이트폴드 LP로, 음악 애호가뿐 아니라 영화음악 컬렉터라면 반드시 서가에 꽂아두어야 할 영구적인 소장 가치를 지닙니다.</w:t>
+      </w:r>
+    </w:p>
+    <w:p>
+      <w:pPr>
+        <w:spacing w:line="324" w:lineRule="auto" w:after="120" w:before="160"/>
+      </w:pPr>
+      <w:r>
+        <w:rPr w:rFonts="맑은 고딕">
+          <w:rFonts w:ascii="맑은 고딕" w:hAnsi="맑은 고딕" w:eastAsia="맑은 고딕"/>
+          <w:b/>
+          <w:color w:val="4338CA"/>
+          <w:sz w:val="21"/>
+        </w:rPr>
+        <w:t>이 음반을 통해 화려한 은막 뒤편에서 울려 퍼지던 두 거장의 진실한 숨결과, 턴테이블 위에서 영원히 시들지 않는 푸른 사랑의 멜로디가 전해주는 감동을 다시 한번 경험해 보시는 것은 어떨까요?</w:t>
       </w:r>
     </w:p>
     <w:sectPr>
       <w:pgSz w:w="12240" w:h="15840"/>
-      <w:pgMar w:top="1440" w:right="1440" w:bottom="1440" w:left="1440" w:header="720" w:footer="720" w:gutter="0"/>
+      <w:pgMar w:top="1152" w:right="1296" w:bottom="1152" w:left="1296" w:header="720" w:footer="720" w:gutter="0"/>
       <w:cols w:space="720"/>
       <w:docGrid w:linePitch="360"/>
     </w:sectPr>

--- a/word_reports/LP_0069_위치_291_Barbra Streisand & Kris K.docx
+++ b/word_reports/LP_0069_위치_291_Barbra Streisand & Kris K.docx
@@ -32,7 +32,7 @@
     </w:p>
     <w:p>
       <w:pPr>
-        <w:spacing w:line="324" w:lineRule="auto" w:before="80" w:after="160"/>
+        <w:spacing w:line="324" w:lineRule="auto" w:before="80" w:after="120"/>
       </w:pPr>
       <w:r>
         <w:rPr w:rFonts="맑은 고딕">
@@ -42,13 +42,6 @@
           <w:sz w:val="22"/>
         </w:rPr>
         <w:t xml:space="preserve">[음반 소개] </w:t>
-      </w:r>
-      <w:r>
-        <w:rPr w:rFonts="맑은 고딕">
-          <w:rFonts w:ascii="맑은 고딕" w:hAnsi="맑은 고딕" w:eastAsia="맑은 고딕"/>
-          <w:b w:val="0"/>
-          <w:sz w:val="21"/>
-        </w:rPr>
       </w:r>
     </w:p>
     <w:p>
@@ -61,7 +54,33 @@
           <w:b w:val="0"/>
           <w:sz w:val="21"/>
         </w:rPr>
-        <w:t>은막 위에서 타오른 두 예술가의 뜨거운 호흡과 비극적 사랑의 서사를 찬란한 선율로 각인한 1976년 영화 《스타 탄생(A Star Is Born)》의 오리지널 사운드트랙입니다. 당대 최고의 디바 바브라 스트라이샌드의 맑고도 웅장한 가창력과 아웃로 컨트리의 음유시인 크리스 크리스토퍼슨의 거칠고 진솔한 보이스가 만나, 서로 다른 결의 음악적 질감이 빚어내는 궁극의 로맨티시즘을 완성해 냈습니다. 시대를 초월하여 사랑받는 불멸의 테마곡 'Evergreen'을 필두로, 록과 팝, 소울풀한 발라드가 유기적으로 엮여 한 편의 거대한 감정의 드라마를 펼쳐 보입니다. 1970년대 아메리칸 팝 사운드의 정점이자, 사랑의 환희와 상실의 아픔을 아날로그의 따스한 품으로 안아주는 음악사적 보석과도 같은 명반입니다.</w:t>
+        <w:t>1976년, 할리우드의 찬란한 고전 서사가 1970년대 특유의 낭만과 록 음악의 열기 속에서 화려하게 부활했습니다. 영화 《A Star Is Born(스타 탄생)》의 사운드트랙인 본 앨범은 당대 최고의 보컬리스트이자 배우인 바브라 스트라이샌드(Barbra Streisand)와, 컨트리와 포크록의 거친 서정성을 대변하던 싱어송라이터 크리스 크리스토퍼슨(Kris Kristofferson)이 빚어낸 눈부신 음악적 조우의 결정체입니다. 두 거장의 숨결이 교차하며 피어난 이 사운드트랙은 단순한 영화 배경음악의 범주를 훌쩍 뛰어넘어, 1970년대 팝 음악의 정수를 담아낸 독보적인 마스터피스로 역사에 아로새겨졌습니다.</w:t>
+      </w:r>
+    </w:p>
+    <w:p>
+      <w:pPr>
+        <w:spacing w:line="324" w:lineRule="auto" w:after="120"/>
+      </w:pPr>
+      <w:r>
+        <w:rPr w:rFonts="맑은 고딕">
+          <w:rFonts w:ascii="맑은 고딕" w:hAnsi="맑은 고딕" w:eastAsia="맑은 고딕"/>
+          <w:b w:val="0"/>
+          <w:sz w:val="21"/>
+        </w:rPr>
+        <w:t>음반의 심장부에는 불멸의 명곡 〈Evergreen (Love Theme from A Star Is Born)〉이 자리하고 있습니다. 바브라 스트라이샌드가 직접 작곡하고 폴 윌리엄스가 노랫말을 붙인 이 곡은, 사랑의 덧없음과 영원성을 벨벳처럼 부드럽고도 웅장한 선율로 풀어내며 전 세계 음악팬들의 가슴을 송두리째 뒤흔들었습니다. 반면 크리스 크리스토퍼슨은 퇴락해가는 록스타의 고뇌와 쓸쓸함을 특유의 거칠고 쉰 목소리로 처연하게 노래하며 드라마틱한 긴장감을 부여합니다. 결코 섞일 것 같지 않던 두 사람의 상반된 음악적 질감—벨벳처럼 매끄럽고 압도적인 가창력과 먼지 쌓인 통기타처럼 투박한 진정성—은 음반 전반에 걸쳐 경이로운 화학 반응을 일으키며 찬란한 음악적 모자이크를 완성해 냅니다.</w:t>
+      </w:r>
+    </w:p>
+    <w:p>
+      <w:pPr>
+        <w:spacing w:line="324" w:lineRule="auto" w:after="120"/>
+      </w:pPr>
+      <w:r>
+        <w:rPr w:rFonts="맑은 고딕">
+          <w:rFonts w:ascii="맑은 고딕" w:hAnsi="맑은 고딕" w:eastAsia="맑은 고딕"/>
+          <w:b w:val="0"/>
+          <w:sz w:val="21"/>
+        </w:rPr>
+        <w:t>이 앨범이 전하는 궁극적인 예술적 철학은 예술과 사랑, 그리고 그 이면에 필연적으로 도사린 상실과 구원의 드라마입니다. 화려한 스포트라이트 뒤편에 흐르는 예술가의 고독과, 죽음을 초월하여 영원히 살아 숨 쉬는 음악의 생명력을 서정적으로 응축해 냈습니다. 발매 반세기가 지난 오늘날에도 턴테이블의 바늘을 올리는 순간, 1970년대 아날로그 콘서트홀의 자욱한 공기와 두 연인의 격정적인 호흡이 눈앞에 생생히 피어오르는 것은 바로 이 음반이 지닌 진솔한 감정의 파동 때문일 것입니다.</w:t>
       </w:r>
     </w:p>
     <w:p>
@@ -168,7 +187,7 @@
           <w:b w:val="0"/>
           <w:sz w:val="21"/>
         </w:rPr>
-        <w:t>1976년 콜롬비아 레코드(Columbia Records)를 통해 발매된 동명 영화의 사운드트랙으로, 스튜디오 레코딩의 섬세함과 라이브 콘서트 씬의 현장감을 절묘하게 교차시켜 제작된 기념비적 음반입니다.</w:t>
+        <w:t>1976년 11월 콜롬비아 레코드(Columbia Records)를 통해 발매된 동명 영화의 오리지널 사운드트랙으로, 스튜디오 레코딩과 라이브 콘서트 실황 형식이 절묘하게 결합된 입체적인 명반입니다.</w:t>
       </w:r>
     </w:p>
     <w:p>
@@ -199,7 +218,7 @@
           <w:b w:val="0"/>
           <w:sz w:val="21"/>
         </w:rPr>
-        <w:t>발매 직후 미국 빌보드 200 앨범 차트에서 6주 연속 1위를 기록하였으며, 미국 내에서만 400만 장 이상의 판매고(4× Platinum)를 올리며 1970년대 후반을 대표하는 메가 히트 사운드트랙으로 역사에 남았습니다.</w:t>
+        <w:t>미국 빌보드 200 앨범 차트에서 연속 6주간 1위를 차지했으며, 미국 내에서만 400만 장 이상(4× 플래티넘), 전 세계적으로 800만 장 이상의 경이적인 판매고를 기록하며 당대 최고의 베스트셀러 LP로 군림했습니다.</w:t>
       </w:r>
     </w:p>
     <w:p>
@@ -230,7 +249,7 @@
           <w:b w:val="0"/>
           <w:sz w:val="21"/>
         </w:rPr>
-        <w:t>바브라 스트라이샌드가 직접 작곡한 주제곡 'Evergreen'으로 제49회 아카데미 시상식 주제가상(Best Original Song)을 수상했으며, 제20회 그래미 어워드 '올해의 노래(Song of the Year)'와 '최우수 여성 팝 보컬' 부문을 동시에 석권하는 등 영화와 음악계 양편에서 최고 권위의 영예를 안았습니다.</w:t>
+        <w:t>타이틀곡 〈Evergreen〉으로 제49회 아카데미 시상식 주제가상, 제34회 골든 글로브 주제가상, 그리고 제20회 그래미 어워드 '올해의 노래(Song of the Year)' 및 '최우수 여성 팝 보컬 퍼포먼스'를 석권하며 대중성과 예술성을 완벽히 공인받았습니다.</w:t>
       </w:r>
     </w:p>
     <w:p>
@@ -275,7 +294,7 @@
           <w:b w:val="0"/>
           <w:sz w:val="21"/>
         </w:rPr>
-        <w:t>미국</w:t>
+        <w:t>미국 (United States)</w:t>
       </w:r>
     </w:p>
     <w:p>
@@ -306,7 +325,7 @@
           <w:b w:val="0"/>
           <w:sz w:val="21"/>
         </w:rPr>
-        <w:t>바브라 스트라이샌드(1942년 출생), 크리스 크리스토퍼슨(1936년 출생 ~ 2024년 작고)</w:t>
+        <w:t>Barbra Streisand (1942년 출생) / Kris Kristofferson (1936년 출생 ~ 2024년 작고)</w:t>
       </w:r>
     </w:p>
     <w:p>
@@ -337,7 +356,7 @@
           <w:b w:val="0"/>
           <w:sz w:val="21"/>
         </w:rPr>
-        <w:t>듀엣 / 콜라보레이션 (프로젝트)</w:t>
+        <w:t>솔로 (본 음반을 위한 듀엣 및 프로젝트 협업)</w:t>
       </w:r>
     </w:p>
     <w:p>
@@ -368,7 +387,7 @@
           <w:b w:val="0"/>
           <w:sz w:val="21"/>
         </w:rPr>
-        <w:t>바브라 스트라이샌드는 압도적인 가창력과 드라마틱한 곡 해석력으로 그래미, 오스카, 토니, 에미상을 석권한 대중문화계의 살아있는 전설입니다. 함께 호흡을 맞춘 크리스 크리스토퍼슨은 문학적인 가사와 특유의 허스키한 음색으로 컨트리 및 포크 음악의 새로운 지평을 열었던 천재적인 싱어송라이터입니다. 상반된 음악적 뿌리를 지닌 두 거장이 만나 탄생시킨 화음은 세련미와 야성미의 경이로운 균형을 보여주며 팝 역사에 지울 수 없는 발자국을 남겼습니다.</w:t>
+        <w:t>브로드웨이와 팝계를 평정한 20세기 최고의 디바 바브라 스트라이샌드와, 흙먼지 묻은 시적 가사로 미국 포크·컨트리 음악의 지평을 넓힌 크리스 크리스토퍼슨의 만남입니다. 정교한 기교의 완벽주의와 날것 그대로의 거친 감성이 만나 팝 음악사에 길이 남을 독창적인 시너지를 창조했습니다.</w:t>
       </w:r>
     </w:p>
     <w:p>
@@ -413,7 +432,7 @@
           <w:b w:val="0"/>
           <w:sz w:val="21"/>
         </w:rPr>
-        <w:t>단순한 영화의 부속물을 넘어, 1970년대 중반 팝과 록 음악의 문법을 정교하게 결합해 독자적인 음악적 서사를 구축한 마스터피스입니다. 특히 여성 팝 아티스트가 사운드트랙의 메인 작곡가로서 주도권을 쥐고 대중성과 음악성을 동시에 획득하여 아카데미 주제가상을 거머쥔 선구적 사례로 기록됩니다.</w:t>
+        <w:t>영화 사운드트랙이 단독 정규 앨범 이상의 거대한 음악적 서사와 완성도를 지닐 수 있음을 증명한 팝 역사의 이정표입니다. 오케스트레이션 팝 발라드와 1970년대 아레나 록 사운드의 유기적 조화를 통해 사운드트랙 장르의 예술적 지평을 한 단계 끌어올린 걸작으로 평가받습니다.</w:t>
       </w:r>
     </w:p>
     <w:p>
@@ -444,7 +463,7 @@
           <w:b w:val="0"/>
           <w:sz w:val="21"/>
         </w:rPr>
-        <w:t>방황하던 록스타의 퇴락과 새로운 별로 피어오르는 여인의 사랑은 1970년대 아메리칸 드림의 이면과 청춘들의 고독을 고스란히 투영하고 있습니다. 거친 일렉트릭 기타와 애수 어린 오케스트레이션이 공존하는 사운드는 베트남전 이후 상처 입은 대중의 영혼을 위로하던 당시의 서정적 공기를 생생하게 전달합니다.</w:t>
+        <w:t>베트남 전쟁 종전 이후 상실감과 새로운 낭만을 동시에 갈망하던 1970년대 중후반 청춘들의 정서적 공기가 고스란히 담겨 있습니다. 대규모 야외 페스티벌의 자유분방한 열기, 그리고 록스타의 자기파괴적 방황과 순수한 사랑의 대립은 당대 젊은이들이 공유하던 시대적 초상을 처연하게 비추어 줍니다.</w:t>
       </w:r>
     </w:p>
     <w:p>
@@ -489,99 +508,7 @@
           <w:b w:val="0"/>
           <w:sz w:val="21"/>
         </w:rPr>
-      </w:r>
-    </w:p>
-    <w:p>
-      <w:pPr>
-        <w:spacing w:line="324" w:lineRule="auto" w:after="80"/>
-      </w:pPr>
-      <w:r>
-        <w:rPr w:rFonts="맑은 고딕">
-          <w:rFonts w:ascii="맑은 고딕" w:hAnsi="맑은 고딕" w:eastAsia="맑은 고딕"/>
-          <w:b w:val="0"/>
-          <w:color w:val="6B7280"/>
-          <w:sz w:val="21"/>
-        </w:rPr>
-        <w:t xml:space="preserve">· </w:t>
-      </w:r>
-      <w:r>
-        <w:rPr w:rFonts="맑은 고딕">
-          <w:rFonts w:ascii="맑은 고딕" w:hAnsi="맑은 고딕" w:eastAsia="맑은 고딕"/>
-          <w:b/>
-          <w:color w:val="1F2937"/>
-          <w:sz w:val="21"/>
-        </w:rPr>
-        <w:t xml:space="preserve">'Evergreen (Love Theme from A Star Is Born)': </w:t>
-      </w:r>
-      <w:r>
-        <w:rPr w:rFonts="맑은 고딕">
-          <w:rFonts w:ascii="맑은 고딕" w:hAnsi="맑은 고딕" w:eastAsia="맑은 고딕"/>
-          <w:b w:val="0"/>
-          <w:sz w:val="21"/>
-        </w:rPr>
-        <w:t>영원불멸의 사랑을 유려한 멜로디와 서정적인 피아노, 스트라이샌드의 티 없이 맑고 풍부한 성량으로 노래한 팝 발라드의 정전입니다.</w:t>
-      </w:r>
-    </w:p>
-    <w:p>
-      <w:pPr>
-        <w:spacing w:line="324" w:lineRule="auto" w:after="80"/>
-      </w:pPr>
-      <w:r>
-        <w:rPr w:rFonts="맑은 고딕">
-          <w:rFonts w:ascii="맑은 고딕" w:hAnsi="맑은 고딕" w:eastAsia="맑은 고딕"/>
-          <w:b w:val="0"/>
-          <w:color w:val="6B7280"/>
-          <w:sz w:val="21"/>
-        </w:rPr>
-        <w:t xml:space="preserve">· </w:t>
-      </w:r>
-      <w:r>
-        <w:rPr w:rFonts="맑은 고딕">
-          <w:rFonts w:ascii="맑은 고딕" w:hAnsi="맑은 고딕" w:eastAsia="맑은 고딕"/>
-          <w:b/>
-          <w:color w:val="1F2937"/>
-          <w:sz w:val="21"/>
-        </w:rPr>
-        <w:t xml:space="preserve">'Watch Closely Now': </w:t>
-      </w:r>
-      <w:r>
-        <w:rPr w:rFonts="맑은 고딕">
-          <w:rFonts w:ascii="맑은 고딕" w:hAnsi="맑은 고딕" w:eastAsia="맑은 고딕"/>
-          <w:b w:val="0"/>
-          <w:sz w:val="21"/>
-        </w:rPr>
-        <w:t>크리스 크리스토퍼슨의 거칠고 투박한 록 스피릿이 작렬하는 곡으로, 무대 위 록스타의 뜨거운 열정과 위태로운 내면을 날것 그대로 담아냈습니다.</w:t>
-      </w:r>
-    </w:p>
-    <w:p>
-      <w:pPr>
-        <w:spacing w:line="324" w:lineRule="auto" w:after="80"/>
-      </w:pPr>
-      <w:r>
-        <w:rPr w:rFonts="맑은 고딕">
-          <w:rFonts w:ascii="맑은 고딕" w:hAnsi="맑은 고딕" w:eastAsia="맑은 고딕"/>
-          <w:b w:val="0"/>
-          <w:color w:val="6B7280"/>
-          <w:sz w:val="21"/>
-        </w:rPr>
-        <w:t xml:space="preserve">· </w:t>
-      </w:r>
-      <w:r>
-        <w:rPr w:rFonts="맑은 고딕">
-          <w:rFonts w:ascii="맑은 고딕" w:hAnsi="맑은 고딕" w:eastAsia="맑은 고딕"/>
-          <w:b/>
-          <w:color w:val="1F2937"/>
-          <w:sz w:val="21"/>
-        </w:rPr>
-        <w:t xml:space="preserve">'Lost Inside of You': </w:t>
-      </w:r>
-      <w:r>
-        <w:rPr w:rFonts="맑은 고딕">
-          <w:rFonts w:ascii="맑은 고딕" w:hAnsi="맑은 고딕" w:eastAsia="맑은 고딕"/>
-          <w:b w:val="0"/>
-          <w:sz w:val="21"/>
-        </w:rPr>
-        <w:t>두 연인의 애틋한 밀어를 읊조리듯 노래한 듀엣 곡으로, 서로 다른 음색이 부드럽게 얽혀 들어가며 짙은 여운을 남깁니다.</w:t>
+        <w:t>스트라이샌드의 천상의 고음과 유려한 멜로디가 가슴을 적시는 불멸의 러브 테마 〈Evergreen〉, 크리스토퍼슨의 고독하고 거친 보컬이 진한 페이소스를 자아내는 록 넘버 〈Watch Closely Now〉, 그리고 후반부를 장엄하게 수놓으며 압도적인 보컬 역량을 증명하는 메들리 〈With One More Look at You / Watch Closely Now〉 등 다채로운 감정의 스펙트럼을 보여줍니다.</w:t>
       </w:r>
     </w:p>
     <w:p>
@@ -612,7 +539,7 @@
           <w:b w:val="0"/>
           <w:sz w:val="21"/>
         </w:rPr>
-        <w:t>턴테이블의 바늘이 바이닐의 소리골을 지날 때 피어오르는 특유의 도톰한 중음역 질감과 현악 오케스트라의 온기 있는 잔향은 아날로그 환경에서 비로소 만개합니다. 진공관 앰프를 통해 전해지는 스트라이샌드의 숨소리와 크리스토퍼슨의 거친 숨결의 대비는 마치 눈앞에서 두 연인이 서로를 바라보며 노래하는 듯한 깊은 공간감을 선사합니다.</w:t>
+        <w:t>풍성한 중저역과 따뜻한 질감을 품은 진공관 앰프에 중량반 턴테이블을 매칭하여 감상할 때 그 진가가 드러납니다. 어쿠스틱 피아노의 영롱한 잔향과 라이브 무대의 현장감 넘치는 환호성, 그리고 두 보컬의 숨소리 하나까지 아날로그 바이닐 특유의 두터운 공간감 속에서 황홀하게 살아납니다.</w:t>
       </w:r>
     </w:p>
     <w:p>
@@ -643,7 +570,7 @@
           <w:b w:val="0"/>
           <w:sz w:val="21"/>
         </w:rPr>
-        <w:t>70년대 아날로그 마스터링 기술의 정수와 영화적 감동이 고스란히 담긴 게이트폴드 LP로, 음악 애호가뿐 아니라 영화음악 컬렉터라면 반드시 서가에 꽂아두어야 할 영구적인 소장 가치를 지닙니다.</w:t>
+        <w:t>아카데미와 그래미를 동시에 제패한 역사적 상징성은 물론, 영화의 격정적인 순간들을 포착한 오리지널 LP 게이트폴드 커버와 이너 슬리브의 시각적 미학까지 겸비하여 70년대 팝과 오리지널 스코어를 사랑하는 컬렉터라면 반드시 랙의 중심에 꽂아두어야 할 영원한 클래식입니다.</w:t>
       </w:r>
     </w:p>
     <w:p>
@@ -657,7 +584,7 @@
           <w:color w:val="4338CA"/>
           <w:sz w:val="21"/>
         </w:rPr>
-        <w:t>이 음반을 통해 화려한 은막 뒤편에서 울려 퍼지던 두 거장의 진실한 숨결과, 턴테이블 위에서 영원히 시들지 않는 푸른 사랑의 멜로디가 전해주는 감동을 다시 한번 경험해 보시는 것은 어떨까요?</w:t>
+        <w:t>이 음반을 통해 아날로그 바늘 끝에서 피어오르는 찬란한 낭만과 두 거장이 전해주는 감동을 다시 한번 경험해 보시는 것은 어떨까요?</w:t>
       </w:r>
     </w:p>
     <w:sectPr>
